--- a/AI-Cluster-Deployment-Guide.docx
+++ b/AI-Cluster-Deployment-Guide.docx
@@ -7,57 +7,12 @@
         <w:pStyle w:val="Heading1"/>
       </w:pPr>
       <w:r>
-        <w:t>AI 集群一键部署工具说明</w:t>
+        <w:t>AI Cluster Installer 使用说明</w:t>
       </w:r>
     </w:p>
     <w:p>
       <w:r>
-        <w:t>本工具适用于两台主控服务器、一台 AI 推理服务器、一台 AI 训练服务器和一台 NAS 服务器。</w:t>
-      </w:r>
-    </w:p>
-    <w:p>
-      <w:pPr>
-        <w:pStyle w:val="ListBullet"/>
-      </w:pPr>
-      <w:r>
-        <w:t>绿色显示已连接网口</w:t>
-      </w:r>
-    </w:p>
-    <w:p>
-      <w:pPr>
-        <w:pStyle w:val="ListBullet"/>
-      </w:pPr>
-      <w:r>
-        <w:t>生产 IP 与 DHCP 模式切换</w:t>
-      </w:r>
-    </w:p>
-    <w:p>
-      <w:pPr>
-        <w:pStyle w:val="ListBullet"/>
-      </w:pPr>
-      <w:r>
-        <w:t>检测 RTX 4090 数量</w:t>
-      </w:r>
-    </w:p>
-    <w:p>
-      <w:pPr>
-        <w:pStyle w:val="ListBullet"/>
-      </w:pPr>
-      <w:r>
-        <w:t>安装最新 NVIDIA 驱动</w:t>
-      </w:r>
-    </w:p>
-    <w:p>
-      <w:pPr>
-        <w:pStyle w:val="ListBullet"/>
-      </w:pPr>
-      <w:r>
-        <w:t>安装 ClamAV</w:t>
-      </w:r>
-    </w:p>
-    <w:p>
-      <w:r>
-        <w:t>运行：sudo ./ai-cluster-installer.sh</w:t>
+        <w:t>本版本自动识别当前用户主目录，例如 /home/ps、/home/yw 或 /root。</w:t>
       </w:r>
     </w:p>
     <w:sectPr>

--- a/AI-Cluster-Deployment-Guide.docx
+++ b/AI-Cluster-Deployment-Guide.docx
@@ -7,12 +7,71 @@
         <w:pStyle w:val="Heading1"/>
       </w:pPr>
       <w:r>
-        <w:t>AI Cluster Installer 使用说明</w:t>
+        <w:t>AI Cluster Installer Ultimate</w:t>
       </w:r>
     </w:p>
     <w:p>
+      <w:pPr>
+        <w:pStyle w:val="ListBullet"/>
+      </w:pPr>
       <w:r>
-        <w:t>本版本自动识别当前用户主目录，例如 /home/ps、/home/yw 或 /root。</w:t>
+        <w:t>DHCP 临时上网</w:t>
+      </w:r>
+    </w:p>
+    <w:p>
+      <w:pPr>
+        <w:pStyle w:val="ListBullet"/>
+      </w:pPr>
+      <w:r>
+        <w:t>静态 IP 配置</w:t>
+      </w:r>
+    </w:p>
+    <w:p>
+      <w:pPr>
+        <w:pStyle w:val="ListBullet"/>
+      </w:pPr>
+      <w:r>
+        <w:t>Bond/LACP (802.3ad) 端口聚合</w:t>
+      </w:r>
+    </w:p>
+    <w:p>
+      <w:pPr>
+        <w:pStyle w:val="ListBullet"/>
+      </w:pPr>
+      <w:r>
+        <w:t>恢复生产网络配置</w:t>
+      </w:r>
+    </w:p>
+    <w:p>
+      <w:pPr>
+        <w:pStyle w:val="ListBullet"/>
+      </w:pPr>
+      <w:r>
+        <w:t>检测 RTX 4090 数量</w:t>
+      </w:r>
+    </w:p>
+    <w:p>
+      <w:pPr>
+        <w:pStyle w:val="ListBullet"/>
+      </w:pPr>
+      <w:r>
+        <w:t>安装最新 NVIDIA 驱动</w:t>
+      </w:r>
+    </w:p>
+    <w:p>
+      <w:pPr>
+        <w:pStyle w:val="ListBullet"/>
+      </w:pPr>
+      <w:r>
+        <w:t>安装 ClamAV</w:t>
+      </w:r>
+    </w:p>
+    <w:p>
+      <w:pPr>
+        <w:pStyle w:val="ListBullet"/>
+      </w:pPr>
+      <w:r>
+        <w:t>一键卸载</w:t>
       </w:r>
     </w:p>
     <w:sectPr>
